--- a/5.Stakeholder feedback & Publishing report.docx
+++ b/5.Stakeholder feedback & Publishing report.docx
@@ -3,48 +3,265 @@
 <w:document xmlns:wpc="http://schemas.microsoft.com/office/word/2010/wordprocessingCanvas" xmlns:cx="http://schemas.microsoft.com/office/drawing/2014/chartex" xmlns:cx1="http://schemas.microsoft.com/office/drawing/2015/9/8/chartex" xmlns:cx2="http://schemas.microsoft.com/office/drawing/2015/10/21/chartex" xmlns:cx3="http://schemas.microsoft.com/office/drawing/2016/5/9/chartex" xmlns:cx4="http://schemas.microsoft.com/office/drawing/2016/5/10/chartex" xmlns:cx5="http://schemas.microsoft.com/office/drawing/2016/5/11/chartex" xmlns:cx6="http://schemas.microsoft.com/office/drawing/2016/5/12/chartex" xmlns:cx7="http://schemas.microsoft.com/office/drawing/2016/5/13/chartex" xmlns:cx8="http://schemas.microsoft.com/office/drawing/2016/5/14/chartex" xmlns:mc="http://schemas.openxmlformats.org/markup-compatibility/2006" xmlns:aink="http://schemas.microsoft.com/office/drawing/2016/ink" xmlns:am3d="http://schemas.microsoft.com/office/drawing/2017/model3d" xmlns:o="urn:schemas-microsoft-com:office:office" xmlns:oel="http://schemas.microsoft.com/office/2019/extlst" xmlns:r="http://schemas.openxmlformats.org/officeDocument/2006/relationships" xmlns:m="http://schemas.openxmlformats.org/officeDocument/2006/math" xmlns:v="urn:schemas-microsoft-com:vml" xmlns:wp14="http://schemas.microsoft.com/office/word/2010/wordprocessingDrawing" xmlns:wp="http://schemas.openxmlformats.org/drawingml/2006/wordprocessingDrawing" xmlns:w10="urn:schemas-microsoft-com:office:word" xmlns:w="http://schemas.openxmlformats.org/wordprocessingml/2006/main" xmlns:w14="http://schemas.microsoft.com/office/word/2010/wordml" xmlns:w15="http://schemas.microsoft.com/office/word/2012/wordml" xmlns:w16cex="http://schemas.microsoft.com/office/word/2018/wordml/cex" xmlns:w16cid="http://schemas.microsoft.com/office/word/2016/wordml/cid" xmlns:w16="http://schemas.microsoft.com/office/word/2018/wordml" xmlns:w16du="http://schemas.microsoft.com/office/word/2023/wordml/word16du" xmlns:w16sdtdh="http://schemas.microsoft.com/office/word/2020/wordml/sdtdatahash" xmlns:w16sdtfl="http://schemas.microsoft.com/office/word/2024/wordml/sdtformatlock" xmlns:w16se="http://schemas.microsoft.com/office/word/2015/wordml/symex" xmlns:wpg="http://schemas.microsoft.com/office/word/2010/wordprocessingGroup" xmlns:wpi="http://schemas.microsoft.com/office/word/2010/wordprocessingInk" xmlns:wne="http://schemas.microsoft.com/office/word/2006/wordml" xmlns:wps="http://schemas.microsoft.com/office/word/2010/wordprocessingShape" mc:Ignorable="w14 w15 w16se w16cid w16 w16cex w16sdtdh w16sdtfl w16du wp14">
   <w:body>
     <w:p>
-      <w:r>
-        <w:t>In this step we have to ask for Stakeholder’s feedback about the dashboard we created and make those changes that they ask for</w:t>
+      <w:pPr>
+        <w:rPr>
+          <w:b/>
+          <w:bCs/>
+        </w:rPr>
+      </w:pPr>
+      <w:r>
+        <w:rPr>
+          <w:b/>
+          <w:bCs/>
+        </w:rPr>
+        <w:t>Stakeholder Feedback &amp; Dashboard Finalization</w:t>
       </w:r>
     </w:p>
     <w:p>
       <w:r>
-        <w:t>The Stakeholders will check that the report is generating the insights that they want</w:t>
+        <w:t>Once the initial dashboard is built, it’s essential to validate its effectiveness with stakeholders. This step ensures the report aligns with business goals and supports decision-making.</w:t>
       </w:r>
     </w:p>
     <w:p>
-      <w:r>
-        <w:t>Based on the insights all the management decisions will be taken</w:t>
+      <w:pPr>
+        <w:rPr>
+          <w:b/>
+          <w:bCs/>
+        </w:rPr>
+      </w:pPr>
+      <w:r>
+        <w:rPr>
+          <w:rFonts w:ascii="Segoe UI Emoji" w:hAnsi="Segoe UI Emoji" w:cs="Segoe UI Emoji"/>
+          <w:b/>
+          <w:bCs/>
+        </w:rPr>
+        <w:t>🔍</w:t>
+      </w:r>
+      <w:r>
+        <w:rPr>
+          <w:b/>
+          <w:bCs/>
+        </w:rPr>
+        <w:t xml:space="preserve"> Feedback &amp; Iteration</w:t>
       </w:r>
     </w:p>
     <w:p>
-      <w:r>
-        <w:t>The dashboard will evolve with incremental feedbacks and updates</w:t>
+      <w:pPr>
+        <w:numPr>
+          <w:ilvl w:val="0"/>
+          <w:numId w:val="8"/>
+        </w:numPr>
+      </w:pPr>
+      <w:r>
+        <w:rPr>
+          <w:b/>
+          <w:bCs/>
+        </w:rPr>
+        <w:t>Stakeholder Review:</w:t>
+      </w:r>
+      <w:r>
+        <w:t xml:space="preserve"> Present the dashboard to stakeholders for evaluation.</w:t>
       </w:r>
     </w:p>
     <w:p>
-      <w:r>
-        <w:t xml:space="preserve">After getting approval from the </w:t>
-      </w:r>
-      <w:proofErr w:type="gramStart"/>
-      <w:r>
-        <w:t>stakeholders</w:t>
-      </w:r>
-      <w:proofErr w:type="gramEnd"/>
-      <w:r>
-        <w:t xml:space="preserve"> we will publish this dashboard to use</w:t>
+      <w:pPr>
+        <w:numPr>
+          <w:ilvl w:val="0"/>
+          <w:numId w:val="8"/>
+        </w:numPr>
+      </w:pPr>
+      <w:r>
+        <w:rPr>
+          <w:b/>
+          <w:bCs/>
+        </w:rPr>
+        <w:t>Insight Validation:</w:t>
+      </w:r>
+      <w:r>
+        <w:t xml:space="preserve"> Stakeholders will assess whether the dashboard surfaces the insights they need for strategic decisions.</w:t>
       </w:r>
     </w:p>
     <w:p>
       <w:pPr>
-        <w:pStyle w:val="ListParagraph"/>
         <w:numPr>
           <w:ilvl w:val="0"/>
-          <w:numId w:val="7"/>
+          <w:numId w:val="8"/>
         </w:numPr>
-        <w:ind w:left="709"/>
-      </w:pPr>
+      </w:pPr>
+      <w:r>
+        <w:rPr>
+          <w:b/>
+          <w:bCs/>
+        </w:rPr>
+        <w:t>Iterative Updates:</w:t>
+      </w:r>
+      <w:r>
+        <w:t xml:space="preserve"> Incorporate feedback to refine visuals, filters, KPIs, and layout.</w:t>
+      </w:r>
     </w:p>
+    <w:p>
+      <w:pPr>
+        <w:numPr>
+          <w:ilvl w:val="0"/>
+          <w:numId w:val="8"/>
+        </w:numPr>
+      </w:pPr>
+      <w:r>
+        <w:rPr>
+          <w:b/>
+          <w:bCs/>
+        </w:rPr>
+        <w:t>Evolution:</w:t>
+      </w:r>
+      <w:r>
+        <w:t xml:space="preserve"> The dashboard will evolve incrementally based on ongoing feedback and business needs.</w:t>
+      </w:r>
+    </w:p>
+    <w:p>
+      <w:pPr>
+        <w:rPr>
+          <w:b/>
+          <w:bCs/>
+        </w:rPr>
+      </w:pPr>
+      <w:r>
+        <w:rPr>
+          <w:rFonts w:ascii="Segoe UI Emoji" w:hAnsi="Segoe UI Emoji" w:cs="Segoe UI Emoji"/>
+          <w:b/>
+          <w:bCs/>
+        </w:rPr>
+        <w:t>✅</w:t>
+      </w:r>
+      <w:r>
+        <w:rPr>
+          <w:b/>
+          <w:bCs/>
+        </w:rPr>
+        <w:t xml:space="preserve"> Final Approval &amp; Publishing</w:t>
+      </w:r>
+    </w:p>
+    <w:p>
+      <w:r>
+        <w:t>After stakeholder approval:</w:t>
+      </w:r>
+    </w:p>
+    <w:p>
+      <w:pPr>
+        <w:numPr>
+          <w:ilvl w:val="0"/>
+          <w:numId w:val="9"/>
+        </w:numPr>
+      </w:pPr>
+      <w:r>
+        <w:rPr>
+          <w:b/>
+          <w:bCs/>
+        </w:rPr>
+        <w:t>Sign In to Power BI Service:</w:t>
+      </w:r>
+    </w:p>
+    <w:p>
+      <w:pPr>
+        <w:numPr>
+          <w:ilvl w:val="1"/>
+          <w:numId w:val="9"/>
+        </w:numPr>
+      </w:pPr>
+      <w:r>
+        <w:t xml:space="preserve">Use your </w:t>
+      </w:r>
+      <w:r>
+        <w:rPr>
+          <w:b/>
+          <w:bCs/>
+        </w:rPr>
+        <w:t>work email credentials</w:t>
+      </w:r>
+      <w:r>
+        <w:t>.</w:t>
+      </w:r>
+    </w:p>
+    <w:p>
+      <w:pPr>
+        <w:numPr>
+          <w:ilvl w:val="1"/>
+          <w:numId w:val="9"/>
+        </w:numPr>
+      </w:pPr>
+      <w:r>
+        <w:t xml:space="preserve">Click </w:t>
+      </w:r>
+      <w:r>
+        <w:rPr>
+          <w:b/>
+          <w:bCs/>
+        </w:rPr>
+        <w:t>Sign In</w:t>
+      </w:r>
+      <w:r>
+        <w:t xml:space="preserve"> to authenticate.</w:t>
+      </w:r>
+    </w:p>
+    <w:p>
+      <w:pPr>
+        <w:numPr>
+          <w:ilvl w:val="0"/>
+          <w:numId w:val="9"/>
+        </w:numPr>
+      </w:pPr>
+      <w:r>
+        <w:rPr>
+          <w:b/>
+          <w:bCs/>
+        </w:rPr>
+        <w:t>Publish the Dashboard:</w:t>
+      </w:r>
+    </w:p>
+    <w:p>
+      <w:pPr>
+        <w:numPr>
+          <w:ilvl w:val="1"/>
+          <w:numId w:val="9"/>
+        </w:numPr>
+      </w:pPr>
+      <w:r>
+        <w:t xml:space="preserve">From Power BI Desktop, click </w:t>
+      </w:r>
+      <w:r>
+        <w:rPr>
+          <w:b/>
+          <w:bCs/>
+        </w:rPr>
+        <w:t>Publish</w:t>
+      </w:r>
+      <w:r>
+        <w:t>.</w:t>
+      </w:r>
+    </w:p>
+    <w:p>
+      <w:pPr>
+        <w:numPr>
+          <w:ilvl w:val="1"/>
+          <w:numId w:val="9"/>
+        </w:numPr>
+      </w:pPr>
+      <w:r>
+        <w:t>Select the appropriate workspace in Power BI Service.</w:t>
+      </w:r>
+    </w:p>
+    <w:p>
+      <w:r>
+        <w:t>This final step makes the dashboard accessible to decision-makers and operational teams.</w:t>
+      </w:r>
+    </w:p>
+    <w:p>
+      <w:r>
+        <w:pict w14:anchorId="330BA3F7">
+          <v:rect id="_x0000_i1038" style="width:0;height:1.5pt" o:hralign="center" o:hrstd="t" o:hr="t" fillcolor="#a0a0a0" stroked="f"/>
+        </w:pict>
+      </w:r>
+    </w:p>
+    <w:p/>
     <w:sectPr>
       <w:pgSz w:w="11906" w:h="16838"/>
       <w:pgMar w:top="1440" w:right="1440" w:bottom="1440" w:left="1440" w:header="708" w:footer="708" w:gutter="0"/>
@@ -207,6 +424,155 @@
     </w:lvl>
   </w:abstractNum>
   <w:abstractNum w:abstractNumId="1" w15:restartNumberingAfterBreak="0">
+    <w:nsid w:val="064B0E36"/>
+    <w:multiLevelType w:val="multilevel"/>
+    <w:tmpl w:val="B0261586"/>
+    <w:lvl w:ilvl="0">
+      <w:start w:val="1"/>
+      <w:numFmt w:val="bullet"/>
+      <w:lvlText w:val=""/>
+      <w:lvlJc w:val="left"/>
+      <w:pPr>
+        <w:tabs>
+          <w:tab w:val="num" w:pos="720"/>
+        </w:tabs>
+        <w:ind w:left="720" w:hanging="360"/>
+      </w:pPr>
+      <w:rPr>
+        <w:rFonts w:ascii="Symbol" w:hAnsi="Symbol" w:hint="default"/>
+        <w:sz w:val="20"/>
+      </w:rPr>
+    </w:lvl>
+    <w:lvl w:ilvl="1" w:tentative="1">
+      <w:start w:val="1"/>
+      <w:numFmt w:val="bullet"/>
+      <w:lvlText w:val="o"/>
+      <w:lvlJc w:val="left"/>
+      <w:pPr>
+        <w:tabs>
+          <w:tab w:val="num" w:pos="1440"/>
+        </w:tabs>
+        <w:ind w:left="1440" w:hanging="360"/>
+      </w:pPr>
+      <w:rPr>
+        <w:rFonts w:ascii="Courier New" w:hAnsi="Courier New" w:hint="default"/>
+        <w:sz w:val="20"/>
+      </w:rPr>
+    </w:lvl>
+    <w:lvl w:ilvl="2" w:tentative="1">
+      <w:start w:val="1"/>
+      <w:numFmt w:val="bullet"/>
+      <w:lvlText w:val=""/>
+      <w:lvlJc w:val="left"/>
+      <w:pPr>
+        <w:tabs>
+          <w:tab w:val="num" w:pos="2160"/>
+        </w:tabs>
+        <w:ind w:left="2160" w:hanging="360"/>
+      </w:pPr>
+      <w:rPr>
+        <w:rFonts w:ascii="Wingdings" w:hAnsi="Wingdings" w:hint="default"/>
+        <w:sz w:val="20"/>
+      </w:rPr>
+    </w:lvl>
+    <w:lvl w:ilvl="3" w:tentative="1">
+      <w:start w:val="1"/>
+      <w:numFmt w:val="bullet"/>
+      <w:lvlText w:val=""/>
+      <w:lvlJc w:val="left"/>
+      <w:pPr>
+        <w:tabs>
+          <w:tab w:val="num" w:pos="2880"/>
+        </w:tabs>
+        <w:ind w:left="2880" w:hanging="360"/>
+      </w:pPr>
+      <w:rPr>
+        <w:rFonts w:ascii="Wingdings" w:hAnsi="Wingdings" w:hint="default"/>
+        <w:sz w:val="20"/>
+      </w:rPr>
+    </w:lvl>
+    <w:lvl w:ilvl="4" w:tentative="1">
+      <w:start w:val="1"/>
+      <w:numFmt w:val="bullet"/>
+      <w:lvlText w:val=""/>
+      <w:lvlJc w:val="left"/>
+      <w:pPr>
+        <w:tabs>
+          <w:tab w:val="num" w:pos="3600"/>
+        </w:tabs>
+        <w:ind w:left="3600" w:hanging="360"/>
+      </w:pPr>
+      <w:rPr>
+        <w:rFonts w:ascii="Wingdings" w:hAnsi="Wingdings" w:hint="default"/>
+        <w:sz w:val="20"/>
+      </w:rPr>
+    </w:lvl>
+    <w:lvl w:ilvl="5" w:tentative="1">
+      <w:start w:val="1"/>
+      <w:numFmt w:val="bullet"/>
+      <w:lvlText w:val=""/>
+      <w:lvlJc w:val="left"/>
+      <w:pPr>
+        <w:tabs>
+          <w:tab w:val="num" w:pos="4320"/>
+        </w:tabs>
+        <w:ind w:left="4320" w:hanging="360"/>
+      </w:pPr>
+      <w:rPr>
+        <w:rFonts w:ascii="Wingdings" w:hAnsi="Wingdings" w:hint="default"/>
+        <w:sz w:val="20"/>
+      </w:rPr>
+    </w:lvl>
+    <w:lvl w:ilvl="6" w:tentative="1">
+      <w:start w:val="1"/>
+      <w:numFmt w:val="bullet"/>
+      <w:lvlText w:val=""/>
+      <w:lvlJc w:val="left"/>
+      <w:pPr>
+        <w:tabs>
+          <w:tab w:val="num" w:pos="5040"/>
+        </w:tabs>
+        <w:ind w:left="5040" w:hanging="360"/>
+      </w:pPr>
+      <w:rPr>
+        <w:rFonts w:ascii="Wingdings" w:hAnsi="Wingdings" w:hint="default"/>
+        <w:sz w:val="20"/>
+      </w:rPr>
+    </w:lvl>
+    <w:lvl w:ilvl="7" w:tentative="1">
+      <w:start w:val="1"/>
+      <w:numFmt w:val="bullet"/>
+      <w:lvlText w:val=""/>
+      <w:lvlJc w:val="left"/>
+      <w:pPr>
+        <w:tabs>
+          <w:tab w:val="num" w:pos="5760"/>
+        </w:tabs>
+        <w:ind w:left="5760" w:hanging="360"/>
+      </w:pPr>
+      <w:rPr>
+        <w:rFonts w:ascii="Wingdings" w:hAnsi="Wingdings" w:hint="default"/>
+        <w:sz w:val="20"/>
+      </w:rPr>
+    </w:lvl>
+    <w:lvl w:ilvl="8" w:tentative="1">
+      <w:start w:val="1"/>
+      <w:numFmt w:val="bullet"/>
+      <w:lvlText w:val=""/>
+      <w:lvlJc w:val="left"/>
+      <w:pPr>
+        <w:tabs>
+          <w:tab w:val="num" w:pos="6480"/>
+        </w:tabs>
+        <w:ind w:left="6480" w:hanging="360"/>
+      </w:pPr>
+      <w:rPr>
+        <w:rFonts w:ascii="Wingdings" w:hAnsi="Wingdings" w:hint="default"/>
+        <w:sz w:val="20"/>
+      </w:rPr>
+    </w:lvl>
+  </w:abstractNum>
+  <w:abstractNum w:abstractNumId="2" w15:restartNumberingAfterBreak="0">
     <w:nsid w:val="0E9B0D8D"/>
     <w:multiLevelType w:val="multilevel"/>
     <w:tmpl w:val="0212EB42"/>
@@ -355,7 +721,7 @@
       </w:rPr>
     </w:lvl>
   </w:abstractNum>
-  <w:abstractNum w:abstractNumId="2" w15:restartNumberingAfterBreak="0">
+  <w:abstractNum w:abstractNumId="3" w15:restartNumberingAfterBreak="0">
     <w:nsid w:val="201B6F56"/>
     <w:multiLevelType w:val="multilevel"/>
     <w:tmpl w:val="1D04730A"/>
@@ -504,7 +870,7 @@
       </w:rPr>
     </w:lvl>
   </w:abstractNum>
-  <w:abstractNum w:abstractNumId="3" w15:restartNumberingAfterBreak="0">
+  <w:abstractNum w:abstractNumId="4" w15:restartNumberingAfterBreak="0">
     <w:nsid w:val="4B10771A"/>
     <w:multiLevelType w:val="hybridMultilevel"/>
     <w:tmpl w:val="9400413E"/>
@@ -617,7 +983,124 @@
       </w:rPr>
     </w:lvl>
   </w:abstractNum>
-  <w:abstractNum w:abstractNumId="4" w15:restartNumberingAfterBreak="0">
+  <w:abstractNum w:abstractNumId="5" w15:restartNumberingAfterBreak="0">
+    <w:nsid w:val="545F08ED"/>
+    <w:multiLevelType w:val="multilevel"/>
+    <w:tmpl w:val="60366078"/>
+    <w:lvl w:ilvl="0">
+      <w:start w:val="1"/>
+      <w:numFmt w:val="decimal"/>
+      <w:lvlText w:val="%1."/>
+      <w:lvlJc w:val="left"/>
+      <w:pPr>
+        <w:tabs>
+          <w:tab w:val="num" w:pos="720"/>
+        </w:tabs>
+        <w:ind w:left="720" w:hanging="360"/>
+      </w:pPr>
+    </w:lvl>
+    <w:lvl w:ilvl="1">
+      <w:start w:val="1"/>
+      <w:numFmt w:val="bullet"/>
+      <w:lvlText w:val="o"/>
+      <w:lvlJc w:val="left"/>
+      <w:pPr>
+        <w:tabs>
+          <w:tab w:val="num" w:pos="1440"/>
+        </w:tabs>
+        <w:ind w:left="1440" w:hanging="360"/>
+      </w:pPr>
+      <w:rPr>
+        <w:rFonts w:ascii="Courier New" w:hAnsi="Courier New" w:hint="default"/>
+        <w:sz w:val="20"/>
+      </w:rPr>
+    </w:lvl>
+    <w:lvl w:ilvl="2" w:tentative="1">
+      <w:start w:val="1"/>
+      <w:numFmt w:val="decimal"/>
+      <w:lvlText w:val="%3."/>
+      <w:lvlJc w:val="left"/>
+      <w:pPr>
+        <w:tabs>
+          <w:tab w:val="num" w:pos="2160"/>
+        </w:tabs>
+        <w:ind w:left="2160" w:hanging="360"/>
+      </w:pPr>
+    </w:lvl>
+    <w:lvl w:ilvl="3" w:tentative="1">
+      <w:start w:val="1"/>
+      <w:numFmt w:val="decimal"/>
+      <w:lvlText w:val="%4."/>
+      <w:lvlJc w:val="left"/>
+      <w:pPr>
+        <w:tabs>
+          <w:tab w:val="num" w:pos="2880"/>
+        </w:tabs>
+        <w:ind w:left="2880" w:hanging="360"/>
+      </w:pPr>
+    </w:lvl>
+    <w:lvl w:ilvl="4" w:tentative="1">
+      <w:start w:val="1"/>
+      <w:numFmt w:val="decimal"/>
+      <w:lvlText w:val="%5."/>
+      <w:lvlJc w:val="left"/>
+      <w:pPr>
+        <w:tabs>
+          <w:tab w:val="num" w:pos="3600"/>
+        </w:tabs>
+        <w:ind w:left="3600" w:hanging="360"/>
+      </w:pPr>
+    </w:lvl>
+    <w:lvl w:ilvl="5" w:tentative="1">
+      <w:start w:val="1"/>
+      <w:numFmt w:val="decimal"/>
+      <w:lvlText w:val="%6."/>
+      <w:lvlJc w:val="left"/>
+      <w:pPr>
+        <w:tabs>
+          <w:tab w:val="num" w:pos="4320"/>
+        </w:tabs>
+        <w:ind w:left="4320" w:hanging="360"/>
+      </w:pPr>
+    </w:lvl>
+    <w:lvl w:ilvl="6" w:tentative="1">
+      <w:start w:val="1"/>
+      <w:numFmt w:val="decimal"/>
+      <w:lvlText w:val="%7."/>
+      <w:lvlJc w:val="left"/>
+      <w:pPr>
+        <w:tabs>
+          <w:tab w:val="num" w:pos="5040"/>
+        </w:tabs>
+        <w:ind w:left="5040" w:hanging="360"/>
+      </w:pPr>
+    </w:lvl>
+    <w:lvl w:ilvl="7" w:tentative="1">
+      <w:start w:val="1"/>
+      <w:numFmt w:val="decimal"/>
+      <w:lvlText w:val="%8."/>
+      <w:lvlJc w:val="left"/>
+      <w:pPr>
+        <w:tabs>
+          <w:tab w:val="num" w:pos="5760"/>
+        </w:tabs>
+        <w:ind w:left="5760" w:hanging="360"/>
+      </w:pPr>
+    </w:lvl>
+    <w:lvl w:ilvl="8" w:tentative="1">
+      <w:start w:val="1"/>
+      <w:numFmt w:val="decimal"/>
+      <w:lvlText w:val="%9."/>
+      <w:lvlJc w:val="left"/>
+      <w:pPr>
+        <w:tabs>
+          <w:tab w:val="num" w:pos="6480"/>
+        </w:tabs>
+        <w:ind w:left="6480" w:hanging="360"/>
+      </w:pPr>
+    </w:lvl>
+  </w:abstractNum>
+  <w:abstractNum w:abstractNumId="6" w15:restartNumberingAfterBreak="0">
     <w:nsid w:val="561E118D"/>
     <w:multiLevelType w:val="hybridMultilevel"/>
     <w:tmpl w:val="1A8A7A02"/>
@@ -730,7 +1213,7 @@
       </w:rPr>
     </w:lvl>
   </w:abstractNum>
-  <w:abstractNum w:abstractNumId="5" w15:restartNumberingAfterBreak="0">
+  <w:abstractNum w:abstractNumId="7" w15:restartNumberingAfterBreak="0">
     <w:nsid w:val="69430C71"/>
     <w:multiLevelType w:val="hybridMultilevel"/>
     <w:tmpl w:val="F7BEF290"/>
@@ -843,7 +1326,7 @@
       </w:rPr>
     </w:lvl>
   </w:abstractNum>
-  <w:abstractNum w:abstractNumId="6" w15:restartNumberingAfterBreak="0">
+  <w:abstractNum w:abstractNumId="8" w15:restartNumberingAfterBreak="0">
     <w:nsid w:val="6FDC1585"/>
     <w:multiLevelType w:val="multilevel"/>
     <w:tmpl w:val="6E38EE66"/>
@@ -993,25 +1476,31 @@
     </w:lvl>
   </w:abstractNum>
   <w:num w:numId="1" w16cid:durableId="665550221">
-    <w:abstractNumId w:val="5"/>
+    <w:abstractNumId w:val="7"/>
   </w:num>
   <w:num w:numId="2" w16cid:durableId="1302466949">
+    <w:abstractNumId w:val="4"/>
+  </w:num>
+  <w:num w:numId="3" w16cid:durableId="1573658465">
     <w:abstractNumId w:val="3"/>
   </w:num>
-  <w:num w:numId="3" w16cid:durableId="1573658465">
+  <w:num w:numId="4" w16cid:durableId="1744336002">
     <w:abstractNumId w:val="2"/>
-  </w:num>
-  <w:num w:numId="4" w16cid:durableId="1744336002">
-    <w:abstractNumId w:val="1"/>
   </w:num>
   <w:num w:numId="5" w16cid:durableId="1437795577">
     <w:abstractNumId w:val="0"/>
   </w:num>
   <w:num w:numId="6" w16cid:durableId="1069035485">
+    <w:abstractNumId w:val="8"/>
+  </w:num>
+  <w:num w:numId="7" w16cid:durableId="2073262613">
     <w:abstractNumId w:val="6"/>
   </w:num>
-  <w:num w:numId="7" w16cid:durableId="2073262613">
-    <w:abstractNumId w:val="4"/>
+  <w:num w:numId="8" w16cid:durableId="8145760">
+    <w:abstractNumId w:val="1"/>
+  </w:num>
+  <w:num w:numId="9" w16cid:durableId="412507992">
+    <w:abstractNumId w:val="5"/>
   </w:num>
 </w:numbering>
 </file>
@@ -1619,7 +2108,6 @@
   <w:style w:type="character" w:default="1" w:styleId="DefaultParagraphFont">
     <w:name w:val="Default Paragraph Font"/>
     <w:uiPriority w:val="1"/>
-    <w:semiHidden/>
     <w:unhideWhenUsed/>
   </w:style>
   <w:style w:type="table" w:default="1" w:styleId="TableNormal">
